--- a/KURSACH/ГЧ6 - Скрин приложения.docx
+++ b/KURSACH/ГЧ6 - Скрин приложения.docx
@@ -6787,77 +6787,10 @@
           </mc:Choice>
           <mc:Fallback>
             <w:pict>
-              <v:line w14:anchorId="6CA67B53" id="Прямая соединительная линия 3" o:spid="_x0000_s1026" style="position:absolute;z-index:251660288;visibility:visible;mso-wrap-style:square;mso-width-percent:0;mso-height-percent:0;mso-wrap-distance-left:9pt;mso-wrap-distance-top:0;mso-wrap-distance-right:9pt;mso-wrap-distance-bottom:0;mso-position-horizontal:absolute;mso-position-horizontal-relative:text;mso-position-vertical:absolute;mso-position-vertical-relative:text;mso-width-percent:0;mso-height-percent:0;mso-width-relative:page;mso-height-relative:page" from="628.3pt,635.7pt" to="628.35pt,785.05pt" o:gfxdata="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" strokeweight="2pt"/>
+              <v:line w14:anchorId="6CC024AA" id="Прямая соединительная линия 3" o:spid="_x0000_s1026" style="position:absolute;z-index:251660288;visibility:visible;mso-wrap-style:square;mso-width-percent:0;mso-height-percent:0;mso-wrap-distance-left:9pt;mso-wrap-distance-top:0;mso-wrap-distance-right:9pt;mso-wrap-distance-bottom:0;mso-position-horizontal:absolute;mso-position-horizontal-relative:text;mso-position-vertical:absolute;mso-position-vertical-relative:text;mso-width-percent:0;mso-height-percent:0;mso-width-relative:page;mso-height-relative:page" from="628.3pt,635.7pt" to="628.35pt,785.05pt" o:gfxdata="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" strokeweight="2pt"/>
             </w:pict>
           </mc:Fallback>
         </mc:AlternateContent>
-      </w:r>
-    </w:p>
-    <w:p>
-      <w:pPr>
-        <w:jc w:val="center"/>
-      </w:pPr>
-      <w:bookmarkStart w:id="2" w:name="_GoBack"/>
-      <w:bookmarkEnd w:id="2"/>
-      <w:r>
-        <w:rPr>
-          <w:noProof/>
-        </w:rPr>
-        <w:drawing>
-          <wp:anchor distT="0" distB="0" distL="114300" distR="114300" simplePos="0" relativeHeight="251718656" behindDoc="0" locked="0" layoutInCell="1" allowOverlap="1" wp14:anchorId="2474C37D">
-            <wp:simplePos x="0" y="0"/>
-            <wp:positionH relativeFrom="margin">
-              <wp:posOffset>690880</wp:posOffset>
-            </wp:positionH>
-            <wp:positionV relativeFrom="paragraph">
-              <wp:posOffset>71755</wp:posOffset>
-            </wp:positionV>
-            <wp:extent cx="13294360" cy="7187565"/>
-            <wp:effectExtent l="0" t="0" r="2540" b="0"/>
-            <wp:wrapSquare wrapText="bothSides"/>
-            <wp:docPr id="60" name="Рисунок 60"/>
-            <wp:cNvGraphicFramePr>
-              <a:graphicFrameLocks xmlns:a="http://schemas.openxmlformats.org/drawingml/2006/main" noChangeAspect="1"/>
-            </wp:cNvGraphicFramePr>
-            <a:graphic xmlns:a="http://schemas.openxmlformats.org/drawingml/2006/main">
-              <a:graphicData uri="http://schemas.openxmlformats.org/drawingml/2006/picture">
-                <pic:pic xmlns:pic="http://schemas.openxmlformats.org/drawingml/2006/picture">
-                  <pic:nvPicPr>
-                    <pic:cNvPr id="1" name=""/>
-                    <pic:cNvPicPr/>
-                  </pic:nvPicPr>
-                  <pic:blipFill>
-                    <a:blip r:embed="rId5">
-                      <a:extLst>
-                        <a:ext uri="{28A0092B-C50C-407E-A947-70E740481C1C}">
-                          <a14:useLocalDpi xmlns:a14="http://schemas.microsoft.com/office/drawing/2010/main" val="0"/>
-                        </a:ext>
-                      </a:extLst>
-                    </a:blip>
-                    <a:stretch>
-                      <a:fillRect/>
-                    </a:stretch>
-                  </pic:blipFill>
-                  <pic:spPr>
-                    <a:xfrm>
-                      <a:off x="0" y="0"/>
-                      <a:ext cx="13294360" cy="7187565"/>
-                    </a:xfrm>
-                    <a:prstGeom prst="rect">
-                      <a:avLst/>
-                    </a:prstGeom>
-                  </pic:spPr>
-                </pic:pic>
-              </a:graphicData>
-            </a:graphic>
-            <wp14:sizeRelH relativeFrom="margin">
-              <wp14:pctWidth>0</wp14:pctWidth>
-            </wp14:sizeRelH>
-            <wp14:sizeRelV relativeFrom="margin">
-              <wp14:pctHeight>0</wp14:pctHeight>
-            </wp14:sizeRelV>
-          </wp:anchor>
-        </w:drawing>
       </w:r>
       <w:r>
         <w:rPr>
@@ -6931,11 +6864,77 @@
           </mc:Choice>
           <mc:Fallback>
             <w:pict>
-              <v:rect w14:anchorId="4BFDE814" id="Прямоугольник 2" o:spid="_x0000_s1026" style="position:absolute;margin-left:388.5pt;margin-top:714.35pt;width:193.5pt;height:36.05pt;z-index:251717632;visibility:visible;mso-wrap-style:square;mso-wrap-distance-left:9pt;mso-wrap-distance-top:0;mso-wrap-distance-right:9pt;mso-wrap-distance-bottom:0;mso-position-horizontal:absolute;mso-position-horizontal-relative:text;mso-position-vertical:absolute;mso-position-vertical-relative:text;v-text-anchor:middle" o:gfxdata="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" fillcolor="white [3212]" strokecolor="white [3212]" strokeweight="1pt"/>
+              <v:rect w14:anchorId="107B88EA" id="Прямоугольник 2" o:spid="_x0000_s1026" style="position:absolute;margin-left:388.5pt;margin-top:714.35pt;width:193.5pt;height:36.05pt;z-index:251717632;visibility:visible;mso-wrap-style:square;mso-wrap-distance-left:9pt;mso-wrap-distance-top:0;mso-wrap-distance-right:9pt;mso-wrap-distance-bottom:0;mso-position-horizontal:absolute;mso-position-horizontal-relative:text;mso-position-vertical:absolute;mso-position-vertical-relative:text;v-text-anchor:middle" o:gfxdata="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" fillcolor="white [3212]" strokecolor="white [3212]" strokeweight="1pt"/>
             </w:pict>
           </mc:Fallback>
         </mc:AlternateContent>
       </w:r>
+    </w:p>
+    <w:p>
+      <w:pPr>
+        <w:spacing w:after="160" w:line="259" w:lineRule="auto"/>
+        <w:jc w:val="center"/>
+        <w:rPr>
+          <w:b/>
+          <w:lang w:val="ru-RU"/>
+        </w:rPr>
+      </w:pPr>
+      <w:r>
+        <w:rPr>
+          <w:b/>
+          <w:lang w:val="ru-RU"/>
+        </w:rPr>
+        <w:br w:type="page"/>
+      </w:r>
+      <w:bookmarkStart w:id="2" w:name="_GoBack"/>
+      <w:r>
+        <w:rPr>
+          <w:noProof/>
+        </w:rPr>
+        <w:lastRenderedPageBreak/>
+        <w:drawing>
+          <wp:inline distT="0" distB="0" distL="0" distR="0" wp14:anchorId="6F7D733C">
+            <wp:extent cx="13506450" cy="7301865"/>
+            <wp:effectExtent l="0" t="0" r="0" b="0"/>
+            <wp:docPr id="60" name="Рисунок 60"/>
+            <wp:cNvGraphicFramePr>
+              <a:graphicFrameLocks xmlns:a="http://schemas.openxmlformats.org/drawingml/2006/main" noChangeAspect="1"/>
+            </wp:cNvGraphicFramePr>
+            <a:graphic xmlns:a="http://schemas.openxmlformats.org/drawingml/2006/main">
+              <a:graphicData uri="http://schemas.openxmlformats.org/drawingml/2006/picture">
+                <pic:pic xmlns:pic="http://schemas.openxmlformats.org/drawingml/2006/picture">
+                  <pic:nvPicPr>
+                    <pic:cNvPr id="1" name=""/>
+                    <pic:cNvPicPr/>
+                  </pic:nvPicPr>
+                  <pic:blipFill>
+                    <a:blip r:embed="rId5">
+                      <a:extLst>
+                        <a:ext uri="{28A0092B-C50C-407E-A947-70E740481C1C}">
+                          <a14:useLocalDpi xmlns:a14="http://schemas.microsoft.com/office/drawing/2010/main" val="0"/>
+                        </a:ext>
+                      </a:extLst>
+                    </a:blip>
+                    <a:stretch>
+                      <a:fillRect/>
+                    </a:stretch>
+                  </pic:blipFill>
+                  <pic:spPr>
+                    <a:xfrm>
+                      <a:off x="0" y="0"/>
+                      <a:ext cx="13506450" cy="7301865"/>
+                    </a:xfrm>
+                    <a:prstGeom prst="rect">
+                      <a:avLst/>
+                    </a:prstGeom>
+                  </pic:spPr>
+                </pic:pic>
+              </a:graphicData>
+            </a:graphic>
+          </wp:inline>
+        </w:drawing>
+      </w:r>
+      <w:bookmarkEnd w:id="2"/>
     </w:p>
     <w:sectPr>
       <w:pgSz w:w="23811" w:h="16838" w:orient="landscape" w:code="8"/>
@@ -7705,7 +7704,7 @@
 </file>
 
 <file path=customXml/itemProps1.xml><?xml version="1.0" encoding="utf-8"?>
-<ds:datastoreItem xmlns:ds="http://schemas.openxmlformats.org/officeDocument/2006/customXml" ds:itemID="{6786FA6A-201A-481C-A7DA-5CE46F294C56}">
+<ds:datastoreItem xmlns:ds="http://schemas.openxmlformats.org/officeDocument/2006/customXml" ds:itemID="{5844FFB2-6B6D-4EBB-BADD-E36F8C61A2B9}">
   <ds:schemaRefs>
     <ds:schemaRef ds:uri="http://schemas.openxmlformats.org/officeDocument/2006/bibliography"/>
   </ds:schemaRefs>
